--- a/2-pages-summary.docx
+++ b/2-pages-summary.docx
@@ -419,7 +419,51 @@
           <w:szCs w:val="22"/>
           <w14:ligatures w14:val="none"/>
         </w:rPr>
-        <w:t xml:space="preserve"> and suffix (0.5B 0/200, 1.5B 2/200, 3B 5/200)</w:t>
+        <w:t xml:space="preserve"> and suffix </w:t>
+      </w:r>
+      <w:r>
+        <w:rPr>
+          <w:rFonts w:ascii="Times New Roman" w:eastAsia="Times New Roman" w:hAnsi="Times New Roman" w:cs="Times New Roman" w:hint="eastAsia"/>
+          <w:color w:val="000000"/>
+          <w:kern w:val="0"/>
+          <w:sz w:val="22"/>
+          <w:szCs w:val="22"/>
+          <w14:ligatures w14:val="none"/>
+        </w:rPr>
+        <w:t>“</w:t>
+      </w:r>
+      <w:r>
+        <w:rPr>
+          <w:rFonts w:ascii="Times New Roman" w:eastAsia="Times New Roman" w:hAnsi="Times New Roman" w:cs="Times New Roman"/>
+          <w:color w:val="000000"/>
+          <w:kern w:val="0"/>
+          <w:sz w:val="22"/>
+          <w:szCs w:val="22"/>
+          <w14:ligatures w14:val="none"/>
+        </w:rPr>
+        <w:t>(No grammatical errors to correct)</w:t>
+      </w:r>
+      <w:r>
+        <w:rPr>
+          <w:rFonts w:ascii="Times New Roman" w:eastAsia="Times New Roman" w:hAnsi="Times New Roman" w:cs="Times New Roman" w:hint="eastAsia"/>
+          <w:color w:val="000000"/>
+          <w:kern w:val="0"/>
+          <w:sz w:val="22"/>
+          <w:szCs w:val="22"/>
+          <w14:ligatures w14:val="none"/>
+        </w:rPr>
+        <w:t xml:space="preserve">” </w:t>
+      </w:r>
+      <w:r>
+        <w:rPr>
+          <w:rFonts w:ascii="Times New Roman" w:eastAsia="Times New Roman" w:hAnsi="Times New Roman" w:cs="Times New Roman"/>
+          <w:color w:val="000000"/>
+          <w:kern w:val="0"/>
+          <w:sz w:val="22"/>
+          <w:szCs w:val="22"/>
+          <w14:ligatures w14:val="none"/>
+        </w:rPr>
+        <w:t>(0.5B 0/200, 1.5B 2/200, 3B 5/200)</w:t>
       </w:r>
       <w:r>
         <w:rPr>
